--- a/IPSLib/Documentation/Дипломная IDS.docx
+++ b/IPSLib/Documentation/Дипломная IDS.docx
@@ -9936,7 +9936,15 @@
         <w:pStyle w:val="afb"/>
       </w:pPr>
       <w:r>
-        <w:t>Анализатор будет принимать входные данные, формировать список вложенных анализаторов, автоматически подгонять веса под каждый конкретный датасет – тк очевидно, что для каждого случа</w:t>
+        <w:t xml:space="preserve">Анализатор будет принимать входные данные, формировать список вложенных анализаторов, автоматически подгонять веса под каждый конкретный датасет – </w:t>
+      </w:r>
+      <w:proofErr w:type="spellStart"/>
+      <w:r>
+        <w:t>тк</w:t>
+      </w:r>
+      <w:proofErr w:type="spellEnd"/>
+      <w:r>
+        <w:t xml:space="preserve"> очевидно, что для каждого случа</w:t>
       </w:r>
       <w:r>
         <w:t>я</w:t>
@@ -10556,7 +10564,13 @@
         <w:pStyle w:val="afb"/>
       </w:pPr>
       <w:r>
-        <w:t>Возможны варианты, когда оно есть, но в данный момент считаю, что разные комбинации анализаторов на разных данных могут дать положительный результат, поэ</w:t>
+        <w:t xml:space="preserve">Возможны варианты, когда оно есть, но в данный момент </w:t>
+      </w:r>
+      <w:r>
+        <w:t>считаем</w:t>
+      </w:r>
+      <w:r>
+        <w:t>, что разные комбинации анализаторов на разных данных могут дать положительный результат, поэ</w:t>
       </w:r>
       <w:r>
         <w:t>тому это ограничение отбрасываю – это место для исследования</w:t>
@@ -22940,7 +22954,16 @@
         <w:pStyle w:val="afb"/>
       </w:pPr>
       <w:r>
-        <w:t>В работе реализован простой, алгоритм анализа систем на языке С</w:t>
+        <w:t>В работе реализован</w:t>
+      </w:r>
+      <w:r>
+        <w:t xml:space="preserve"> эффективный</w:t>
+      </w:r>
+      <w:r>
+        <w:t xml:space="preserve"> </w:t>
+      </w:r>
+      <w:r>
+        <w:t>алгоритм анализа систем на языке С</w:t>
       </w:r>
       <w:r>
         <w:t>#</w:t>
@@ -23025,12 +23048,8 @@
       <w:pPr>
         <w:pStyle w:val="afb"/>
       </w:pPr>
-    </w:p>
-    <w:p>
-      <w:pPr>
-        <w:pStyle w:val="afb"/>
-      </w:pPr>
-      <w:r>
+      <w:r>
+        <w:lastRenderedPageBreak/>
         <w:t>Недостатки алгоритма:</w:t>
       </w:r>
     </w:p>
@@ -23605,11 +23624,27 @@
       <w:r>
         <w:t xml:space="preserve">// </w:t>
       </w:r>
-      <w:r>
-        <w:rPr>
-          <w:lang w:val="en-US"/>
-        </w:rPr>
-        <w:t xml:space="preserve">cisoclub.ru </w:t>
+      <w:proofErr w:type="spellStart"/>
+      <w:r>
+        <w:rPr>
+          <w:lang w:val="en-US"/>
+        </w:rPr>
+        <w:t>cisoclub</w:t>
+      </w:r>
+      <w:proofErr w:type="spellEnd"/>
+      <w:r>
+        <w:t>.</w:t>
+      </w:r>
+      <w:proofErr w:type="spellStart"/>
+      <w:r>
+        <w:rPr>
+          <w:lang w:val="en-US"/>
+        </w:rPr>
+        <w:t>ru</w:t>
+      </w:r>
+      <w:proofErr w:type="spellEnd"/>
+      <w:r>
+        <w:t xml:space="preserve"> </w:t>
       </w:r>
       <w:r>
         <w:t>[</w:t>
@@ -26916,7 +26951,10 @@
         <w:pStyle w:val="afb"/>
       </w:pPr>
       <w:r>
-        <w:t xml:space="preserve">Вся кодовая база слишком большая, чтобы вставлять её на страницы – с исходниками можно ознакомиться на открытом </w:t>
+        <w:t xml:space="preserve">С </w:t>
+      </w:r>
+      <w:r>
+        <w:t xml:space="preserve">исходниками можно ознакомиться на открытом </w:t>
       </w:r>
       <w:r>
         <w:rPr>
@@ -28174,7 +28212,13 @@
         </w:rPr>
       </w:pPr>
       <w:r>
-        <w:t>Инкапсулирует в себе базовую логику логгера, который запускается по расписанию отдельном потоке.</w:t>
+        <w:t xml:space="preserve">Инкапсулирует в себе базовую логику логгера, который запускается по расписанию </w:t>
+      </w:r>
+      <w:r>
+        <w:t xml:space="preserve">в </w:t>
+      </w:r>
+      <w:r>
+        <w:t>отдельном потоке.</w:t>
       </w:r>
       <w:r>
         <w:rPr>
